--- a/examples/meeting-notes/example.docx
+++ b/examples/meeting-notes/example.docx
@@ -45,7 +45,37 @@
     </w:p>
     <w:p>
       <w:r>
-        <w:t>**Attendees:** Alice (PM), Bob (Eng Lead), Carol (Design), Dave (QA)&lt;br&gt;**Duration:** 60 minutes&lt;br&gt;**Location:** Conference Room B / Zoom</w:t>
+        <w:rPr>
+          <w:b/>
+        </w:rPr>
+        <w:t>Attendees:</w:t>
+      </w:r>
+      <w:r>
+        <w:t xml:space="preserve"> Alice (PM), Bob (Eng Lead), Carol (Design), Dave (QA)</w:t>
+      </w:r>
+      <w:r>
+        <w:br/>
+      </w:r>
+      <w:r>
+        <w:rPr>
+          <w:b/>
+        </w:rPr>
+        <w:t>Duration:</w:t>
+      </w:r>
+      <w:r>
+        <w:t xml:space="preserve"> 60 minutes</w:t>
+      </w:r>
+      <w:r>
+        <w:br/>
+      </w:r>
+      <w:r>
+        <w:rPr>
+          <w:b/>
+        </w:rPr>
+        <w:t>Location:</w:t>
+      </w:r>
+      <w:r>
+        <w:t xml:space="preserve"> Conference Room B / Zoom</w:t>
       </w:r>
     </w:p>
     <w:p>
@@ -121,7 +151,27 @@
         </w:numPr>
       </w:pPr>
       <w:r>
-        <w:t>Shipped batch conversion CLI flags (`--dry-run`, `--output-dir`)</w:t>
+        <w:t>Shipped batch conversion CLI flags (</w:t>
+      </w:r>
+      <w:r>
+        <w:rPr>
+          <w:rFonts w:ascii="Consolas" w:hAnsi="Consolas"/>
+          <w:sz w:val="18"/>
+        </w:rPr>
+        <w:t>--dry-run</w:t>
+      </w:r>
+      <w:r>
+        <w:t xml:space="preserve">, </w:t>
+      </w:r>
+      <w:r>
+        <w:rPr>
+          <w:rFonts w:ascii="Consolas" w:hAnsi="Consolas"/>
+          <w:sz w:val="18"/>
+        </w:rPr>
+        <w:t>--output-dir</w:t>
+      </w:r>
+      <w:r>
+        <w:t>)</w:t>
       </w:r>
     </w:p>
     <w:p>
@@ -173,7 +223,13 @@
         </w:numPr>
       </w:pPr>
       <w:r>
-        <w:t>**P0 productization** is the top priority for this sprint</w:t>
+        <w:rPr>
+          <w:b/>
+        </w:rPr>
+        <w:t>P0 productization</w:t>
+      </w:r>
+      <w:r>
+        <w:t xml:space="preserve"> is the top priority for this sprint</w:t>
       </w:r>
     </w:p>
     <w:p>
@@ -209,7 +265,7 @@
         </w:numPr>
       </w:pPr>
       <w:r>
-        <w:t>WeCom import docs remain but are not the primary positioning</w:t>
+        <w:t>Keep Markdown as the source of truth in Git</w:t>
       </w:r>
     </w:p>
     <w:p>
@@ -229,6 +285,9 @@
         </w:numPr>
       </w:pPr>
       <w:r>
+        <w:t>&lt;input class="task-list-item-checkbox" disabled="disabled" type="checkbox"&gt;</w:t>
+      </w:r>
+      <w:r>
         <w:t xml:space="preserve"> Alice — finalize README copy by Wednesday</w:t>
       </w:r>
     </w:p>
@@ -240,6 +299,9 @@
           <w:numId w:val="2"/>
         </w:numPr>
       </w:pPr>
+      <w:r>
+        <w:t>&lt;input class="task-list-item-checkbox" disabled="disabled" type="checkbox"&gt;</w:t>
+      </w:r>
       <w:r>
         <w:t xml:space="preserve"> Bob — create 7 example documents and verify conversion</w:t>
       </w:r>
@@ -253,6 +315,9 @@
         </w:numPr>
       </w:pPr>
       <w:r>
+        <w:t>&lt;input class="task-list-item-checkbox" disabled="disabled" type="checkbox"&gt;</w:t>
+      </w:r>
+      <w:r>
         <w:t xml:space="preserve"> Carol — design logo and demo assets</w:t>
       </w:r>
     </w:p>
@@ -264,6 +329,9 @@
           <w:numId w:val="2"/>
         </w:numPr>
       </w:pPr>
+      <w:r>
+        <w:t>&lt;input class="task-list-item-checkbox" disabled="disabled" type="checkbox"&gt;</w:t>
+      </w:r>
       <w:r>
         <w:t xml:space="preserve"> Dave — add CI step for examples conversion</w:t>
       </w:r>
@@ -277,7 +345,20 @@
         </w:numPr>
       </w:pPr>
       <w:r>
-        <w:t xml:space="preserve"> Bob — write `SECURITY.md` and issue templates</w:t>
+        <w:t>&lt;input class="task-list-item-checkbox" disabled="disabled" type="checkbox"&gt;</w:t>
+      </w:r>
+      <w:r>
+        <w:t xml:space="preserve"> Bob — write </w:t>
+      </w:r>
+      <w:r>
+        <w:rPr>
+          <w:rFonts w:ascii="Consolas" w:hAnsi="Consolas"/>
+          <w:sz w:val="18"/>
+        </w:rPr>
+        <w:t>SECURITY.md</w:t>
+      </w:r>
+      <w:r>
+        <w:t xml:space="preserve"> and issue templates</w:t>
       </w:r>
     </w:p>
     <w:p>
@@ -288,6 +369,9 @@
           <w:numId w:val="2"/>
         </w:numPr>
       </w:pPr>
+      <w:r>
+        <w:t>&lt;input class="task-list-item-checkbox" disabled="disabled" type="checkbox"&gt;</w:t>
+      </w:r>
       <w:r>
         <w:t xml:space="preserve"> Alice — update CHANGELOG for P0 release</w:t>
       </w:r>
@@ -681,7 +765,7 @@
     </w:p>
     <w:p>
       <w:r>
-        <w:t>Bob proposed 7 curated examples covering technical, business, academic, API, meeting, AI, and Chinese content. Each example should convert with pandoc only (no mmdc dependency for CI).</w:t>
+        <w:t>Bob proposed 7 curated examples covering technical, business, academic, API, meeting, AI, and Chinese content. Each example should convert with the native engine only (no mmdc dependency for CI).</w:t>
       </w:r>
     </w:p>
     <w:p>
@@ -694,7 +778,17 @@
     </w:p>
     <w:p>
       <w:r>
-        <w:t>Carol will deliver minimalist SVG logo (`MD → DOCX`) in near-black (#111827). No mascot, no gradients.</w:t>
+        <w:t>Carol will deliver minimalist SVG logo (</w:t>
+      </w:r>
+      <w:r>
+        <w:rPr>
+          <w:rFonts w:ascii="Consolas" w:hAnsi="Consolas"/>
+          <w:sz w:val="18"/>
+        </w:rPr>
+        <w:t>MD → DOCX</w:t>
+      </w:r>
+      <w:r>
+        <w:t>) in near-black (#111827). No mascot, no gradients.</w:t>
       </w:r>
     </w:p>
     <w:p>
@@ -740,7 +834,25 @@
     </w:p>
     <w:p>
       <w:r>
-        <w:t>**Date:** September 9, 2026&lt;br&gt;**Focus:** P0 acceptance review and P1A kickoff</w:t>
+        <w:rPr>
+          <w:b/>
+        </w:rPr>
+        <w:t>Date:</w:t>
+      </w:r>
+      <w:r>
+        <w:t xml:space="preserve"> September 9, 2026</w:t>
+      </w:r>
+      <w:r>
+        <w:br/>
+      </w:r>
+      <w:r>
+        <w:rPr>
+          <w:b/>
+        </w:rPr>
+        <w:t>Focus:</w:t>
+      </w:r>
+      <w:r>
+        <w:t xml:space="preserve"> P0 acceptance review and P1A kickoff</w:t>
       </w:r>
     </w:p>
     <w:p>
